--- a/SmartGrid/Commercial/BP/ECOGRID_Business_Plan_FR.docx
+++ b/SmartGrid/Commercial/BP/ECOGRID_Business_Plan_FR.docx
@@ -340,7 +340,7 @@
                 <w:sz w:val="20"/>
                 <w:szCs w:val="20"/>
               </w:rPr>
-              <w:t xml:space="preserve">Marine de Caprone (Corse) — CAPEX 5,7 M€, gains ≈ 860 k€/an</w:t>
+              <w:t>Marine de Caprone (Corse) — CAPEX 5,7 M€, gains ≈ 480 k€/an</w:t>
             </w:r>
           </w:p>
         </w:tc>
@@ -572,7 +572,7 @@
                 <w:sz w:val="20"/>
                 <w:szCs w:val="20"/>
               </w:rPr>
-              <w:t xml:space="preserve">remboursement ≈ 9,5 ans (CAPEX net d’aides) · ≈ 3,2× sur bail de 30 ans</w:t>
+              <w:t>remboursement ≈ 17 ans (CAPEX net d’aides) · ≈ 1,75× sur bail de 30 ans</w:t>
             </w:r>
           </w:p>
         </w:tc>
@@ -4370,7 +4370,7 @@
                 <w:sz w:val="20"/>
                 <w:szCs w:val="20"/>
               </w:rPr>
-              <w:t xml:space="preserve">190 k€ → 350 k€</w:t>
+              <w:t>190 k€ → 200 k€</w:t>
             </w:r>
           </w:p>
         </w:tc>
@@ -4396,7 +4396,7 @@
                 <w:sz w:val="20"/>
                 <w:szCs w:val="20"/>
               </w:rPr>
-              <w:t xml:space="preserve">7–11 ans</w:t>
+              <w:t>10–14 ans</w:t>
             </w:r>
           </w:p>
         </w:tc>
@@ -4502,7 +4502,7 @@
                 <w:sz w:val="20"/>
                 <w:szCs w:val="20"/>
               </w:rPr>
-              <w:t xml:space="preserve">440 k€ → 860 k€</w:t>
+              <w:t>440 k€ → 500 k€</w:t>
             </w:r>
           </w:p>
         </w:tc>
@@ -4528,7 +4528,7 @@
                 <w:sz w:val="20"/>
                 <w:szCs w:val="20"/>
               </w:rPr>
-              <w:t xml:space="preserve">6,6–12 ans</w:t>
+              <w:t>10–14 ans</w:t>
             </w:r>
           </w:p>
         </w:tc>
@@ -4973,7 +4973,7 @@
                 <w:sz w:val="20"/>
                 <w:szCs w:val="20"/>
               </w:rPr>
-              <w:t xml:space="preserve">≈ 6–7 ans sur les économies (≈ 860 k€/an)</w:t>
+              <w:t>≈ 10–11 ans sur les économies (≈ 480 k€/an)</w:t>
             </w:r>
           </w:p>
         </w:tc>
@@ -5248,7 +5248,7 @@
                 <w:sz w:val="20"/>
                 <w:szCs w:val="20"/>
               </w:rPr>
-              <w:t xml:space="preserve">≈ 511 k€ (part économies + SaaS − maintenance)</w:t>
+              <w:t>≈ 283 k€ (part économies + SaaS − maintenance)</w:t>
             </w:r>
           </w:p>
         </w:tc>
@@ -5306,7 +5306,7 @@
                 <w:sz w:val="20"/>
                 <w:szCs w:val="20"/>
               </w:rPr>
-              <w:t xml:space="preserve">≈ 9,5 ans sur CAPEX net</w:t>
+              <w:t>≈ 17 ans sur CAPEX net</w:t>
             </w:r>
           </w:p>
         </w:tc>
@@ -5422,7 +5422,7 @@
                 <w:sz w:val="20"/>
                 <w:szCs w:val="20"/>
               </w:rPr>
-              <w:t xml:space="preserve">≈ 3,2× le CAPEX net</w:t>
+              <w:t>≈ 1,75× le CAPEX net</w:t>
             </w:r>
           </w:p>
         </w:tc>
@@ -5717,7 +5717,7 @@
                 <w:sz w:val="20"/>
                 <w:szCs w:val="20"/>
               </w:rPr>
-              <w:t xml:space="preserve">≈ 860 k€</w:t>
+              <w:t>≈ 480 k€</w:t>
             </w:r>
           </w:p>
         </w:tc>

--- a/SmartGrid/Commercial/BP/ECOGRID_Business_Plan_FR.docx
+++ b/SmartGrid/Commercial/BP/ECOGRID_Business_Plan_FR.docx
@@ -5883,7 +5883,7 @@
         <w:spacing w:after="120"/>
       </w:pPr>
       <w:r>
-        <w:t xml:space="preserve">Cinq associés fondateurs (rémunérés 5 k€/mois dès le démarrage) et une équipe resserrée :</w:t>
+        <w:t xml:space="preserve">Cinq associés fondateurs (rémunérés 3 k€/mois dès le démarrage) et une équipe resserrée :</w:t>
       </w:r>
     </w:p>
     <w:tbl>
@@ -6812,7 +6812,7 @@
         <w:pStyle w:val="Heading2"/>
       </w:pPr>
       <w:r>
-        <w:t xml:space="preserve">Charges d’exploitation — année 1 : ≈ 872 k€</w:t>
+        <w:t xml:space="preserve">Charges d’exploitation — année 1 : ≈ 502 k€ récurrentes (+ 250 k€ CAPEX logiciel Année 0)</w:t>
       </w:r>
     </w:p>
     <w:tbl>
@@ -6916,7 +6916,7 @@
                 <w:sz w:val="20"/>
                 <w:szCs w:val="20"/>
               </w:rPr>
-              <w:t xml:space="preserve">Rémunération associés (5 × 5 k€/mois)</w:t>
+              <w:t xml:space="preserve">Rémunération associés (5 × 3 k€/mois)</w:t>
             </w:r>
           </w:p>
         </w:tc>
@@ -6944,7 +6944,7 @@
                 <w:sz w:val="20"/>
                 <w:szCs w:val="20"/>
               </w:rPr>
-              <w:t xml:space="preserve">300 k€</w:t>
+              <w:t xml:space="preserve">180 k€</w:t>
             </w:r>
           </w:p>
         </w:tc>
@@ -7060,7 +7060,7 @@
                 <w:sz w:val="20"/>
                 <w:szCs w:val="20"/>
               </w:rPr>
-              <w:t xml:space="preserve">250 k€ (année 1)</w:t>
+              <w:t xml:space="preserve">250 k€ (CAPEX Année 0 — hors OPEX)</w:t>
             </w:r>
           </w:p>
         </w:tc>
@@ -7559,7 +7559,7 @@
                 <w:sz w:val="20"/>
                 <w:szCs w:val="20"/>
               </w:rPr>
-              <w:t xml:space="preserve">(872 k€)</w:t>
+              <w:t xml:space="preserve">(502 k€)</w:t>
             </w:r>
           </w:p>
         </w:tc>
@@ -8179,7 +8179,7 @@
         <w:spacing w:after="120"/>
       </w:pPr>
       <w:r>
-        <w:t xml:space="preserve">La société d’exploitation a besoin d’environ 1,3 M€ pour couvrir les deux premières années (872 k€ + 420 k€) jusqu’à l’EBITDA positif en 2028. Les centrales du Modèle 2 sont financées séparément dans les SPV (fonds propres investisseurs + dette verte + aides), pour un volume cumulé d’actifs d’environ 218 M€ bruts à horizon 2035 dans le scénario central.</w:t>
+        <w:t xml:space="preserve">La société d’exploitation a besoin d’environ 920 k€ pour couvrir les deux premières années (502 k€ OPEX récurrents Année 1 + 420 k€ Année 2), plus 250 k€ CAPEX développement logiciel (Année 0) jusqu’à l’EBITDA positif en 2028. Les centrales du Modèle 2 sont financées séparément dans les SPV (fonds propres investisseurs + dette verte + aides), pour un volume cumulé d’actifs d’environ 218 M€ bruts à horizon 2035 dans le scénario central.</w:t>
       </w:r>
     </w:p>
     <w:p>
